--- a/examples/adoption/09-edit-tracked/input.docx
+++ b/examples/adoption/09-edit-tracked/input.docx
@@ -12,13 +12,7 @@
     </w:p>
     <w:p>
       <w:r>
-        <w:t xml:space="preserve">This Consulting Services Agreement (the "Agreement") is entered into by</w:t>
-      </w:r>
-      <w:r>
-        <w:t xml:space="preserve"> </w:t>
-      </w:r>
-      <w:r>
-        <w:t xml:space="preserve">Northwind Analytics LLC ("Consultant") and Fabrikam Services Inc. ("Client").</w:t>
+        <w:t xml:space="preserve">This Consulting Services Agreement (the "Agreement") is entered into by Northwind Analytics LLC ("Consultant") and Fabrikam Services Inc. ("Client").</w:t>
       </w:r>
     </w:p>
     <w:p>
@@ -204,19 +198,7 @@
     </w:p>
     <w:p>
       <w:r>
-        <w:t xml:space="preserve">Consultant shall keep the Client's information confidential and use it only</w:t>
-      </w:r>
-      <w:r>
-        <w:t xml:space="preserve"> </w:t>
-      </w:r>
-      <w:r>
-        <w:t xml:space="preserve">for the Permitted Purpose. Consultant shall return or destroy all</w:t>
-      </w:r>
-      <w:r>
-        <w:t xml:space="preserve"> </w:t>
-      </w:r>
-      <w:r>
-        <w:t xml:space="preserve">confidential information within ten days after termination.</w:t>
+        <w:t xml:space="preserve">Consultant shall keep the Client's information confidential and use it only for the Permitted Purpose. Consultant shall return or destroy all confidential information within ten days after termination.</w:t>
       </w:r>
     </w:p>
     <w:p>
@@ -229,19 +211,7 @@
     </w:p>
     <w:p>
       <w:r>
-        <w:t xml:space="preserve">This Agreement begins on January 1, 2026 and continues for twelve months.</w:t>
-      </w:r>
-      <w:r>
-        <w:t xml:space="preserve"> </w:t>
-      </w:r>
-      <w:r>
-        <w:t xml:space="preserve">The parties may terminate for convenience on thirty days written notice,</w:t>
-      </w:r>
-      <w:r>
-        <w:t xml:space="preserve"> </w:t>
-      </w:r>
-      <w:r>
-        <w:t xml:space="preserve">and either party may terminate immediately for material breach.</w:t>
+        <w:t xml:space="preserve">This Agreement begins on January 1, 2026 and continues for twelve months. The parties may terminate for convenience on thirty days written notice, and either party may terminate immediately for material breach.</w:t>
       </w:r>
     </w:p>
     <w:sectPr xmlns:w="http://schemas.openxmlformats.org/wordprocessingml/2006/main">

--- a/examples/adoption/09-edit-tracked/input.docx
+++ b/examples/adoption/09-edit-tracked/input.docx
@@ -12,7 +12,13 @@
     </w:p>
     <w:p>
       <w:r>
-        <w:t xml:space="preserve">This Consulting Services Agreement (the "Agreement") is entered into by Northwind Analytics LLC ("Consultant") and Fabrikam Services Inc. ("Client").</w:t>
+        <w:t xml:space="preserve">This Consulting Services Agreement (the "Agreement") is entered into by</w:t>
+      </w:r>
+      <w:r>
+        <w:t xml:space="preserve"> </w:t>
+      </w:r>
+      <w:r>
+        <w:t xml:space="preserve">Northwind Analytics LLC ("Consultant") and Fabrikam Services Inc. ("Client").</w:t>
       </w:r>
     </w:p>
     <w:p>
@@ -198,7 +204,19 @@
     </w:p>
     <w:p>
       <w:r>
-        <w:t xml:space="preserve">Consultant shall keep the Client's information confidential and use it only for the Permitted Purpose. Consultant shall return or destroy all confidential information within ten days after termination.</w:t>
+        <w:t xml:space="preserve">Consultant shall keep the Client's information confidential and use it only</w:t>
+      </w:r>
+      <w:r>
+        <w:t xml:space="preserve"> </w:t>
+      </w:r>
+      <w:r>
+        <w:t xml:space="preserve">for the Permitted Purpose. Consultant shall return or destroy all</w:t>
+      </w:r>
+      <w:r>
+        <w:t xml:space="preserve"> </w:t>
+      </w:r>
+      <w:r>
+        <w:t xml:space="preserve">confidential information within ten days after termination.</w:t>
       </w:r>
     </w:p>
     <w:p>
@@ -211,7 +229,19 @@
     </w:p>
     <w:p>
       <w:r>
-        <w:t xml:space="preserve">This Agreement begins on January 1, 2026 and continues for twelve months. The parties may terminate for convenience on thirty days written notice, and either party may terminate immediately for material breach.</w:t>
+        <w:t xml:space="preserve">This Agreement begins on January 1, 2026 and continues for twelve months.</w:t>
+      </w:r>
+      <w:r>
+        <w:t xml:space="preserve"> </w:t>
+      </w:r>
+      <w:r>
+        <w:t xml:space="preserve">The parties may terminate for convenience on thirty days written notice,</w:t>
+      </w:r>
+      <w:r>
+        <w:t xml:space="preserve"> </w:t>
+      </w:r>
+      <w:r>
+        <w:t xml:space="preserve">and either party may terminate immediately for material breach.</w:t>
       </w:r>
     </w:p>
     <w:sectPr xmlns:w="http://schemas.openxmlformats.org/wordprocessingml/2006/main">
